--- a/lessons/6-6/downloads/reveal/teacher/6.6-prerequisite-practice-answer-key.docx
+++ b/lessons/6-6/downloads/reveal/teacher/6.6-prerequisite-practice-answer-key.docx
@@ -13,7 +13,7 @@
           <w:caps/>
           <w:color w:val="003A70"/>
           <w:spacing w:val="12"/>
-          <w:sz w:val="19"/>
+          <w:sz w:val="22"/>
           <w:szCs w:val="19"/>
         </w:rPr>
         <w:t xml:space="preserve">Lesson 6-6  ·  Prerequisite Practice  ·  Answer Key</w:t>
@@ -21,6 +21,7 @@
     </w:p>
     <w:p>
       <w:pPr>
+        <w:pStyle w:val="Heading1"/>
         <w:spacing w:before="0" w:after="10" w:line="240" w:lineRule="auto"/>
       </w:pPr>
       <w:r>
@@ -45,7 +46,7 @@
         <w:rPr>
           <w:rFonts w:ascii="Avenir Next" w:hAnsi="Avenir Next" w:cs="Avenir Next" w:eastAsia="Avenir Next"/>
           <w:color w:val="5A5F66"/>
-          <w:sz w:val="17"/>
+          <w:sz w:val="22"/>
           <w:szCs w:val="17"/>
         </w:rPr>
         <w:t xml:space="preserve">Teacher use. Each sheet practices two earlier skills the session depends on. Step-frame answers are shown in order.</w:t>
@@ -85,6 +86,7 @@
           </w:tcPr>
           <w:p>
             <w:pPr>
+              <w:pStyle w:val="Heading2"/>
               <w:keepNext/>
               <w:pBdr>
                 <w:bottom w:val="single" w:sz="8" w:space="3" w:color="003A70"/>
@@ -100,7 +102,7 @@
                 <w:b/>
                 <w:color w:val="003A70"/>
                 <w:spacing w:val="14"/>
-                <w:sz w:val="19"/>
+                <w:sz w:val="22"/>
                 <w:szCs w:val="19"/>
               </w:rPr>
               <w:t xml:space="preserve">SESSION 1  ·  PRACTICE A</w:t>
@@ -119,7 +121,7 @@
                 <w:rFonts w:ascii="Avenir Next" w:hAnsi="Avenir Next" w:cs="Avenir Next" w:eastAsia="Avenir Next"/>
                 <w:i/>
                 <w:color w:val="5A5F66"/>
-                <w:sz w:val="17"/>
+                <w:sz w:val="22"/>
                 <w:szCs w:val="17"/>
               </w:rPr>
               <w:t xml:space="preserve">Combine Like Units · Commutative and Associative Properties</w:t>
@@ -138,7 +140,7 @@
                 <w:rFonts w:ascii="Avenir Next" w:hAnsi="Avenir Next" w:cs="Avenir Next" w:eastAsia="Avenir Next"/>
                 <w:b/>
                 <w:color w:val="1A1A1A"/>
-                <w:sz w:val="17"/>
+                <w:sz w:val="22"/>
                 <w:szCs w:val="17"/>
               </w:rPr>
               <w:t xml:space="preserve">1.</w:t>
@@ -156,7 +158,7 @@
               <w:rPr>
                 <w:rFonts w:ascii="Avenir Next" w:hAnsi="Avenir Next" w:cs="Avenir Next" w:eastAsia="Avenir Next"/>
                 <w:color w:val="1A1A1A"/>
-                <w:sz w:val="17"/>
+                <w:sz w:val="22"/>
                 <w:szCs w:val="17"/>
               </w:rPr>
               <w:t xml:space="preserve">Step 1: inches   Step 2: 11   Step 3: 11</w:t>
@@ -175,7 +177,7 @@
                 <w:rFonts w:ascii="Avenir Next" w:hAnsi="Avenir Next" w:cs="Avenir Next" w:eastAsia="Avenir Next"/>
                 <w:b/>
                 <w:color w:val="1A1A1A"/>
-                <w:sz w:val="17"/>
+                <w:sz w:val="22"/>
                 <w:szCs w:val="17"/>
               </w:rPr>
               <w:t xml:space="preserve">2.</w:t>
@@ -193,7 +195,7 @@
               <w:rPr>
                 <w:rFonts w:ascii="Avenir Next" w:hAnsi="Avenir Next" w:cs="Avenir Next" w:eastAsia="Avenir Next"/>
                 <w:color w:val="1A1A1A"/>
-                <w:sz w:val="17"/>
+                <w:sz w:val="22"/>
                 <w:szCs w:val="17"/>
               </w:rPr>
               <w:t xml:space="preserve">Step 1: apples   Step 2: 5   Step 3: 5</w:t>
@@ -212,7 +214,7 @@
                 <w:rFonts w:ascii="Avenir Next" w:hAnsi="Avenir Next" w:cs="Avenir Next" w:eastAsia="Avenir Next"/>
                 <w:b/>
                 <w:color w:val="1A1A1A"/>
-                <w:sz w:val="17"/>
+                <w:sz w:val="22"/>
                 <w:szCs w:val="17"/>
               </w:rPr>
               <w:t xml:space="preserve">3.</w:t>
@@ -230,7 +232,7 @@
               <w:rPr>
                 <w:rFonts w:ascii="Avenir Next" w:hAnsi="Avenir Next" w:cs="Avenir Next" w:eastAsia="Avenir Next"/>
                 <w:color w:val="1A1A1A"/>
-                <w:sz w:val="17"/>
+                <w:sz w:val="22"/>
                 <w:szCs w:val="17"/>
               </w:rPr>
               <w:t xml:space="preserve">a. 9 tens  b. 5 feet  c. 8 hundreds  d. 4 cups  e. 8x  f. 7m</w:t>
@@ -249,7 +251,7 @@
                 <w:rFonts w:ascii="Avenir Next" w:hAnsi="Avenir Next" w:cs="Avenir Next" w:eastAsia="Avenir Next"/>
                 <w:b/>
                 <w:color w:val="1A1A1A"/>
-                <w:sz w:val="17"/>
+                <w:sz w:val="22"/>
                 <w:szCs w:val="17"/>
               </w:rPr>
               <w:t xml:space="preserve">4.</w:t>
@@ -267,7 +269,7 @@
               <w:rPr>
                 <w:rFonts w:ascii="Avenir Next" w:hAnsi="Avenir Next" w:cs="Avenir Next" w:eastAsia="Avenir Next"/>
                 <w:color w:val="1A1A1A"/>
-                <w:sz w:val="17"/>
+                <w:sz w:val="22"/>
                 <w:szCs w:val="17"/>
               </w:rPr>
               <w:t xml:space="preserve">Step 1: 8   Step 2: 9   Step 3: 19</w:t>
@@ -286,7 +288,7 @@
                 <w:rFonts w:ascii="Avenir Next" w:hAnsi="Avenir Next" w:cs="Avenir Next" w:eastAsia="Avenir Next"/>
                 <w:b/>
                 <w:color w:val="1A1A1A"/>
-                <w:sz w:val="17"/>
+                <w:sz w:val="22"/>
                 <w:szCs w:val="17"/>
               </w:rPr>
               <w:t xml:space="preserve">5.</w:t>
@@ -304,7 +306,7 @@
               <w:rPr>
                 <w:rFonts w:ascii="Avenir Next" w:hAnsi="Avenir Next" w:cs="Avenir Next" w:eastAsia="Avenir Next"/>
                 <w:color w:val="1A1A1A"/>
-                <w:sz w:val="17"/>
+                <w:sz w:val="22"/>
                 <w:szCs w:val="17"/>
               </w:rPr>
               <w:t xml:space="preserve">Step 1: 75   Step 2: 14   Step 3: 114</w:t>
@@ -323,7 +325,7 @@
                 <w:rFonts w:ascii="Avenir Next" w:hAnsi="Avenir Next" w:cs="Avenir Next" w:eastAsia="Avenir Next"/>
                 <w:b/>
                 <w:color w:val="1A1A1A"/>
-                <w:sz w:val="17"/>
+                <w:sz w:val="22"/>
                 <w:szCs w:val="17"/>
               </w:rPr>
               <w:t xml:space="preserve">6.</w:t>
@@ -341,7 +343,7 @@
               <w:rPr>
                 <w:rFonts w:ascii="Avenir Next" w:hAnsi="Avenir Next" w:cs="Avenir Next" w:eastAsia="Avenir Next"/>
                 <w:color w:val="1A1A1A"/>
-                <w:sz w:val="17"/>
+                <w:sz w:val="22"/>
                 <w:szCs w:val="17"/>
               </w:rPr>
               <w:t xml:space="preserve">a. 15  b. 29  c. 118  d. 57  e. 26  f. 21</w:t>
@@ -360,7 +362,7 @@
                 <w:rFonts w:ascii="Avenir Next" w:hAnsi="Avenir Next" w:cs="Avenir Next" w:eastAsia="Avenir Next"/>
                 <w:b/>
                 <w:color w:val="1A1A1A"/>
-                <w:sz w:val="17"/>
+                <w:sz w:val="22"/>
                 <w:szCs w:val="17"/>
               </w:rPr>
               <w:t xml:space="preserve">7.</w:t>
@@ -379,7 +381,7 @@
                 <w:rFonts w:ascii="Avenir Next" w:hAnsi="Avenir Next" w:cs="Avenir Next" w:eastAsia="Avenir Next"/>
                 <w:b/>
                 <w:color w:val="1A1A1A"/>
-                <w:sz w:val="17"/>
+                <w:sz w:val="22"/>
                 <w:szCs w:val="17"/>
               </w:rPr>
               <w:t xml:space="preserve">A</w:t>
@@ -388,7 +390,7 @@
               <w:rPr>
                 <w:rFonts w:ascii="Avenir Next" w:hAnsi="Avenir Next" w:cs="Avenir Next" w:eastAsia="Avenir Next"/>
                 <w:color w:val="1A1A1A"/>
-                <w:sz w:val="17"/>
+                <w:sz w:val="22"/>
                 <w:szCs w:val="17"/>
               </w:rPr>
               <w:t xml:space="preserve">  (4</w:t>
@@ -398,7 +400,7 @@
                 <w:rFonts w:ascii="Avenir Next" w:hAnsi="Avenir Next" w:cs="Avenir Next" w:eastAsia="Avenir Next"/>
                 <w:i/>
                 <w:color w:val="1A1A1A"/>
-                <w:sz w:val="17"/>
+                <w:sz w:val="22"/>
                 <w:szCs w:val="17"/>
               </w:rPr>
               <w:t xml:space="preserve">x</w:t>
@@ -407,7 +409,7 @@
               <w:rPr>
                 <w:rFonts w:ascii="Avenir Next" w:hAnsi="Avenir Next" w:cs="Avenir Next" w:eastAsia="Avenir Next"/>
                 <w:color w:val="1A1A1A"/>
-                <w:sz w:val="17"/>
+                <w:sz w:val="22"/>
                 <w:szCs w:val="17"/>
               </w:rPr>
               <w:t xml:space="preserve"> + 3</w:t>
@@ -417,7 +419,7 @@
                 <w:rFonts w:ascii="Avenir Next" w:hAnsi="Avenir Next" w:cs="Avenir Next" w:eastAsia="Avenir Next"/>
                 <w:i/>
                 <w:color w:val="1A1A1A"/>
-                <w:sz w:val="17"/>
+                <w:sz w:val="22"/>
                 <w:szCs w:val="17"/>
               </w:rPr>
               <w:t xml:space="preserve">x</w:t>
@@ -426,7 +428,7 @@
               <w:rPr>
                 <w:rFonts w:ascii="Avenir Next" w:hAnsi="Avenir Next" w:cs="Avenir Next" w:eastAsia="Avenir Next"/>
                 <w:color w:val="1A1A1A"/>
-                <w:sz w:val="17"/>
+                <w:sz w:val="22"/>
                 <w:szCs w:val="17"/>
               </w:rPr>
               <w:t xml:space="preserve"> + 12 + 5)</w:t>
@@ -440,6 +442,7 @@
           </w:tcPr>
           <w:p>
             <w:pPr>
+              <w:pStyle w:val="Heading2"/>
               <w:keepNext/>
               <w:pBdr>
                 <w:bottom w:val="single" w:sz="8" w:space="3" w:color="003A70"/>
@@ -455,7 +458,7 @@
                 <w:b/>
                 <w:color w:val="003A70"/>
                 <w:spacing w:val="14"/>
-                <w:sz w:val="19"/>
+                <w:sz w:val="22"/>
                 <w:szCs w:val="19"/>
               </w:rPr>
               <w:t xml:space="preserve">SESSION 1  ·  PRACTICE B</w:t>
@@ -474,7 +477,7 @@
                 <w:rFonts w:ascii="Avenir Next" w:hAnsi="Avenir Next" w:cs="Avenir Next" w:eastAsia="Avenir Next"/>
                 <w:i/>
                 <w:color w:val="5A5F66"/>
-                <w:sz w:val="17"/>
+                <w:sz w:val="22"/>
                 <w:szCs w:val="17"/>
               </w:rPr>
               <w:t xml:space="preserve">Identify Terms and Coefficients · Evaluate Algebraic Expressions</w:t>
@@ -493,7 +496,7 @@
                 <w:rFonts w:ascii="Avenir Next" w:hAnsi="Avenir Next" w:cs="Avenir Next" w:eastAsia="Avenir Next"/>
                 <w:b/>
                 <w:color w:val="1A1A1A"/>
-                <w:sz w:val="17"/>
+                <w:sz w:val="22"/>
                 <w:szCs w:val="17"/>
               </w:rPr>
               <w:t xml:space="preserve">1.</w:t>
@@ -511,7 +514,7 @@
               <w:rPr>
                 <w:rFonts w:ascii="Avenir Next" w:hAnsi="Avenir Next" w:cs="Avenir Next" w:eastAsia="Avenir Next"/>
                 <w:color w:val="1A1A1A"/>
-                <w:sz w:val="17"/>
+                <w:sz w:val="22"/>
                 <w:szCs w:val="17"/>
               </w:rPr>
               <w:t xml:space="preserve">Step 1: 9m, 4, m   Step 2: 3   Step 3: 1</w:t>
@@ -530,7 +533,7 @@
                 <w:rFonts w:ascii="Avenir Next" w:hAnsi="Avenir Next" w:cs="Avenir Next" w:eastAsia="Avenir Next"/>
                 <w:b/>
                 <w:color w:val="1A1A1A"/>
-                <w:sz w:val="17"/>
+                <w:sz w:val="22"/>
                 <w:szCs w:val="17"/>
               </w:rPr>
               <w:t xml:space="preserve">2.</w:t>
@@ -548,7 +551,7 @@
               <w:rPr>
                 <w:rFonts w:ascii="Avenir Next" w:hAnsi="Avenir Next" w:cs="Avenir Next" w:eastAsia="Avenir Next"/>
                 <w:color w:val="1A1A1A"/>
-                <w:sz w:val="17"/>
+                <w:sz w:val="22"/>
                 <w:szCs w:val="17"/>
               </w:rPr>
               <w:t xml:space="preserve">Step 1: 2p, 7, 6p   Step 2: 3   Step 3: 2 and 6</w:t>
@@ -567,7 +570,7 @@
                 <w:rFonts w:ascii="Avenir Next" w:hAnsi="Avenir Next" w:cs="Avenir Next" w:eastAsia="Avenir Next"/>
                 <w:b/>
                 <w:color w:val="1A1A1A"/>
-                <w:sz w:val="17"/>
+                <w:sz w:val="22"/>
                 <w:szCs w:val="17"/>
               </w:rPr>
               <w:t xml:space="preserve">3.</w:t>
@@ -585,7 +588,7 @@
               <w:rPr>
                 <w:rFonts w:ascii="Avenir Next" w:hAnsi="Avenir Next" w:cs="Avenir Next" w:eastAsia="Avenir Next"/>
                 <w:color w:val="1A1A1A"/>
-                <w:sz w:val="17"/>
+                <w:sz w:val="22"/>
                 <w:szCs w:val="17"/>
               </w:rPr>
               <w:t xml:space="preserve">a. 4a, 1; coefficient 4  b. b, 6; coefficient 1  c. 7c, 2c; coefficients 7 and 2  d. 3, d, 5; coefficient 1</w:t>
@@ -604,7 +607,7 @@
                 <w:rFonts w:ascii="Avenir Next" w:hAnsi="Avenir Next" w:cs="Avenir Next" w:eastAsia="Avenir Next"/>
                 <w:b/>
                 <w:color w:val="1A1A1A"/>
-                <w:sz w:val="17"/>
+                <w:sz w:val="22"/>
                 <w:szCs w:val="17"/>
               </w:rPr>
               <w:t xml:space="preserve">4.</w:t>
@@ -622,7 +625,7 @@
               <w:rPr>
                 <w:rFonts w:ascii="Avenir Next" w:hAnsi="Avenir Next" w:cs="Avenir Next" w:eastAsia="Avenir Next"/>
                 <w:color w:val="1A1A1A"/>
-                <w:sz w:val="17"/>
+                <w:sz w:val="22"/>
                 <w:szCs w:val="17"/>
               </w:rPr>
               <w:t xml:space="preserve">Step 1: 2   Step 2: 4   Step 3: 17</w:t>
@@ -641,7 +644,7 @@
                 <w:rFonts w:ascii="Avenir Next" w:hAnsi="Avenir Next" w:cs="Avenir Next" w:eastAsia="Avenir Next"/>
                 <w:b/>
                 <w:color w:val="1A1A1A"/>
-                <w:sz w:val="17"/>
+                <w:sz w:val="22"/>
                 <w:szCs w:val="17"/>
               </w:rPr>
               <w:t xml:space="preserve">5.</w:t>
@@ -659,7 +662,7 @@
               <w:rPr>
                 <w:rFonts w:ascii="Avenir Next" w:hAnsi="Avenir Next" w:cs="Avenir Next" w:eastAsia="Avenir Next"/>
                 <w:color w:val="1A1A1A"/>
-                <w:sz w:val="17"/>
+                <w:sz w:val="22"/>
                 <w:szCs w:val="17"/>
               </w:rPr>
               <w:t xml:space="preserve">Step 1: 3   Step 2: 12   Step 3: 17</w:t>
@@ -678,7 +681,7 @@
                 <w:rFonts w:ascii="Avenir Next" w:hAnsi="Avenir Next" w:cs="Avenir Next" w:eastAsia="Avenir Next"/>
                 <w:b/>
                 <w:color w:val="1A1A1A"/>
-                <w:sz w:val="17"/>
+                <w:sz w:val="22"/>
                 <w:szCs w:val="17"/>
               </w:rPr>
               <w:t xml:space="preserve">6.</w:t>
@@ -696,7 +699,7 @@
               <w:rPr>
                 <w:rFonts w:ascii="Avenir Next" w:hAnsi="Avenir Next" w:cs="Avenir Next" w:eastAsia="Avenir Next"/>
                 <w:color w:val="1A1A1A"/>
-                <w:sz w:val="17"/>
+                <w:sz w:val="22"/>
                 <w:szCs w:val="17"/>
               </w:rPr>
               <w:t xml:space="preserve">a. 13  b. 3  c. 13  d. 20  e. 2  f. 28</w:t>
@@ -715,7 +718,7 @@
                 <w:rFonts w:ascii="Avenir Next" w:hAnsi="Avenir Next" w:cs="Avenir Next" w:eastAsia="Avenir Next"/>
                 <w:b/>
                 <w:color w:val="1A1A1A"/>
-                <w:sz w:val="17"/>
+                <w:sz w:val="22"/>
                 <w:szCs w:val="17"/>
               </w:rPr>
               <w:t xml:space="preserve">7.</w:t>
@@ -734,7 +737,7 @@
                 <w:rFonts w:ascii="Avenir Next" w:hAnsi="Avenir Next" w:cs="Avenir Next" w:eastAsia="Avenir Next"/>
                 <w:b/>
                 <w:color w:val="1A1A1A"/>
-                <w:sz w:val="17"/>
+                <w:sz w:val="22"/>
                 <w:szCs w:val="17"/>
               </w:rPr>
               <w:t xml:space="preserve">C</w:t>
@@ -743,7 +746,7 @@
               <w:rPr>
                 <w:rFonts w:ascii="Avenir Next" w:hAnsi="Avenir Next" w:cs="Avenir Next" w:eastAsia="Avenir Next"/>
                 <w:color w:val="1A1A1A"/>
-                <w:sz w:val="17"/>
+                <w:sz w:val="22"/>
                 <w:szCs w:val="17"/>
               </w:rPr>
               <w:t xml:space="preserve">  (31)</w:t>
@@ -791,6 +794,7 @@
           </w:tcPr>
           <w:p>
             <w:pPr>
+              <w:pStyle w:val="Heading2"/>
               <w:keepNext/>
               <w:pBdr>
                 <w:bottom w:val="single" w:sz="8" w:space="3" w:color="003A70"/>
@@ -806,7 +810,7 @@
                 <w:b/>
                 <w:color w:val="003A70"/>
                 <w:spacing w:val="14"/>
-                <w:sz w:val="19"/>
+                <w:sz w:val="22"/>
                 <w:szCs w:val="19"/>
               </w:rPr>
               <w:t xml:space="preserve">SESSION 2  ·  PRACTICE A</w:t>
@@ -825,7 +829,7 @@
                 <w:rFonts w:ascii="Avenir Next" w:hAnsi="Avenir Next" w:cs="Avenir Next" w:eastAsia="Avenir Next"/>
                 <w:i/>
                 <w:color w:val="5A5F66"/>
-                <w:sz w:val="17"/>
+                <w:sz w:val="22"/>
                 <w:szCs w:val="17"/>
               </w:rPr>
               <w:t xml:space="preserve">Evaluate Numerical Expressions · Apply the Distributive Property</w:t>
@@ -844,7 +848,7 @@
                 <w:rFonts w:ascii="Avenir Next" w:hAnsi="Avenir Next" w:cs="Avenir Next" w:eastAsia="Avenir Next"/>
                 <w:b/>
                 <w:color w:val="1A1A1A"/>
-                <w:sz w:val="17"/>
+                <w:sz w:val="22"/>
                 <w:szCs w:val="17"/>
               </w:rPr>
               <w:t xml:space="preserve">1.</w:t>
@@ -862,7 +866,7 @@
               <w:rPr>
                 <w:rFonts w:ascii="Avenir Next" w:hAnsi="Avenir Next" w:cs="Avenir Next" w:eastAsia="Avenir Next"/>
                 <w:color w:val="1A1A1A"/>
-                <w:sz w:val="17"/>
+                <w:sz w:val="22"/>
                 <w:szCs w:val="17"/>
               </w:rPr>
               <w:t xml:space="preserve">Step 1: 16   Step 2: 16   Step 3: 32</w:t>
@@ -881,7 +885,7 @@
                 <w:rFonts w:ascii="Avenir Next" w:hAnsi="Avenir Next" w:cs="Avenir Next" w:eastAsia="Avenir Next"/>
                 <w:b/>
                 <w:color w:val="1A1A1A"/>
-                <w:sz w:val="17"/>
+                <w:sz w:val="22"/>
                 <w:szCs w:val="17"/>
               </w:rPr>
               <w:t xml:space="preserve">2.</w:t>
@@ -899,7 +903,7 @@
               <w:rPr>
                 <w:rFonts w:ascii="Avenir Next" w:hAnsi="Avenir Next" w:cs="Avenir Next" w:eastAsia="Avenir Next"/>
                 <w:color w:val="1A1A1A"/>
-                <w:sz w:val="17"/>
+                <w:sz w:val="22"/>
                 <w:szCs w:val="17"/>
               </w:rPr>
               <w:t xml:space="preserve">Step 1: 23   Step 2: 23   Step 3: 69</w:t>
@@ -918,7 +922,7 @@
                 <w:rFonts w:ascii="Avenir Next" w:hAnsi="Avenir Next" w:cs="Avenir Next" w:eastAsia="Avenir Next"/>
                 <w:b/>
                 <w:color w:val="1A1A1A"/>
-                <w:sz w:val="17"/>
+                <w:sz w:val="22"/>
                 <w:szCs w:val="17"/>
               </w:rPr>
               <w:t xml:space="preserve">3.</w:t>
@@ -936,7 +940,7 @@
               <w:rPr>
                 <w:rFonts w:ascii="Avenir Next" w:hAnsi="Avenir Next" w:cs="Avenir Next" w:eastAsia="Avenir Next"/>
                 <w:color w:val="1A1A1A"/>
-                <w:sz w:val="17"/>
+                <w:sz w:val="22"/>
                 <w:szCs w:val="17"/>
               </w:rPr>
               <w:t xml:space="preserve">a. 24  b. 14  c. 40  d. 32  e. 12  f. 70</w:t>
@@ -955,7 +959,7 @@
                 <w:rFonts w:ascii="Avenir Next" w:hAnsi="Avenir Next" w:cs="Avenir Next" w:eastAsia="Avenir Next"/>
                 <w:b/>
                 <w:color w:val="1A1A1A"/>
-                <w:sz w:val="17"/>
+                <w:sz w:val="22"/>
                 <w:szCs w:val="17"/>
               </w:rPr>
               <w:t xml:space="preserve">4.</w:t>
@@ -973,7 +977,7 @@
               <w:rPr>
                 <w:rFonts w:ascii="Avenir Next" w:hAnsi="Avenir Next" w:cs="Avenir Next" w:eastAsia="Avenir Next"/>
                 <w:color w:val="1A1A1A"/>
-                <w:sz w:val="17"/>
+                <w:sz w:val="22"/>
                 <w:szCs w:val="17"/>
               </w:rPr>
               <w:t xml:space="preserve">Step 1: 3k   Step 2: 12   Step 3: 3k + 12</w:t>
@@ -992,7 +996,7 @@
                 <w:rFonts w:ascii="Avenir Next" w:hAnsi="Avenir Next" w:cs="Avenir Next" w:eastAsia="Avenir Next"/>
                 <w:b/>
                 <w:color w:val="1A1A1A"/>
-                <w:sz w:val="17"/>
+                <w:sz w:val="22"/>
                 <w:szCs w:val="17"/>
               </w:rPr>
               <w:t xml:space="preserve">5.</w:t>
@@ -1010,7 +1014,7 @@
               <w:rPr>
                 <w:rFonts w:ascii="Avenir Next" w:hAnsi="Avenir Next" w:cs="Avenir Next" w:eastAsia="Avenir Next"/>
                 <w:color w:val="1A1A1A"/>
-                <w:sz w:val="17"/>
+                <w:sz w:val="22"/>
                 <w:szCs w:val="17"/>
               </w:rPr>
               <w:t xml:space="preserve">Step 1: 5n   Step 2: 10   Step 3: 5n − 10</w:t>
@@ -1029,7 +1033,7 @@
                 <w:rFonts w:ascii="Avenir Next" w:hAnsi="Avenir Next" w:cs="Avenir Next" w:eastAsia="Avenir Next"/>
                 <w:b/>
                 <w:color w:val="1A1A1A"/>
-                <w:sz w:val="17"/>
+                <w:sz w:val="22"/>
                 <w:szCs w:val="17"/>
               </w:rPr>
               <w:t xml:space="preserve">6.</w:t>
@@ -1047,7 +1051,7 @@
               <w:rPr>
                 <w:rFonts w:ascii="Avenir Next" w:hAnsi="Avenir Next" w:cs="Avenir Next" w:eastAsia="Avenir Next"/>
                 <w:color w:val="1A1A1A"/>
-                <w:sz w:val="17"/>
+                <w:sz w:val="22"/>
                 <w:szCs w:val="17"/>
               </w:rPr>
               <w:t xml:space="preserve">a. 4x + 8  b. 2a + 18  c. 6m − 6  d. 9v + 6  e. 7p + 21  f. 10b − 40</w:t>
@@ -1066,7 +1070,7 @@
                 <w:rFonts w:ascii="Avenir Next" w:hAnsi="Avenir Next" w:cs="Avenir Next" w:eastAsia="Avenir Next"/>
                 <w:b/>
                 <w:color w:val="1A1A1A"/>
-                <w:sz w:val="17"/>
+                <w:sz w:val="22"/>
                 <w:szCs w:val="17"/>
               </w:rPr>
               <w:t xml:space="preserve">7.</w:t>
@@ -1085,7 +1089,7 @@
                 <w:rFonts w:ascii="Avenir Next" w:hAnsi="Avenir Next" w:cs="Avenir Next" w:eastAsia="Avenir Next"/>
                 <w:b/>
                 <w:color w:val="1A1A1A"/>
-                <w:sz w:val="17"/>
+                <w:sz w:val="22"/>
                 <w:szCs w:val="17"/>
               </w:rPr>
               <w:t xml:space="preserve">B</w:t>
@@ -1094,7 +1098,7 @@
               <w:rPr>
                 <w:rFonts w:ascii="Avenir Next" w:hAnsi="Avenir Next" w:cs="Avenir Next" w:eastAsia="Avenir Next"/>
                 <w:color w:val="1A1A1A"/>
-                <w:sz w:val="17"/>
+                <w:sz w:val="22"/>
                 <w:szCs w:val="17"/>
               </w:rPr>
               <w:t xml:space="preserve">  (3</w:t>
@@ -1104,7 +1108,7 @@
                 <w:rFonts w:ascii="Avenir Next" w:hAnsi="Avenir Next" w:cs="Avenir Next" w:eastAsia="Avenir Next"/>
                 <w:i/>
                 <w:color w:val="1A1A1A"/>
-                <w:sz w:val="17"/>
+                <w:sz w:val="22"/>
                 <w:szCs w:val="17"/>
               </w:rPr>
               <w:t xml:space="preserve">k</w:t>
@@ -1113,7 +1117,7 @@
               <w:rPr>
                 <w:rFonts w:ascii="Avenir Next" w:hAnsi="Avenir Next" w:cs="Avenir Next" w:eastAsia="Avenir Next"/>
                 <w:color w:val="1A1A1A"/>
-                <w:sz w:val="17"/>
+                <w:sz w:val="22"/>
                 <w:szCs w:val="17"/>
               </w:rPr>
               <w:t xml:space="preserve"> + 6)</w:t>
@@ -1127,6 +1131,7 @@
           </w:tcPr>
           <w:p>
             <w:pPr>
+              <w:pStyle w:val="Heading2"/>
               <w:keepNext/>
               <w:pBdr>
                 <w:bottom w:val="single" w:sz="8" w:space="3" w:color="003A70"/>
@@ -1142,7 +1147,7 @@
                 <w:b/>
                 <w:color w:val="003A70"/>
                 <w:spacing w:val="14"/>
-                <w:sz w:val="19"/>
+                <w:sz w:val="22"/>
                 <w:szCs w:val="19"/>
               </w:rPr>
               <w:t xml:space="preserve">SESSION 2  ·  PRACTICE B</w:t>
@@ -1161,7 +1166,7 @@
                 <w:rFonts w:ascii="Avenir Next" w:hAnsi="Avenir Next" w:cs="Avenir Next" w:eastAsia="Avenir Next"/>
                 <w:i/>
                 <w:color w:val="5A5F66"/>
-                <w:sz w:val="17"/>
+                <w:sz w:val="22"/>
                 <w:szCs w:val="17"/>
               </w:rPr>
               <w:t xml:space="preserve">Combine Like Terms · Evaluate Expressions with Parentheses</w:t>
@@ -1180,7 +1185,7 @@
                 <w:rFonts w:ascii="Avenir Next" w:hAnsi="Avenir Next" w:cs="Avenir Next" w:eastAsia="Avenir Next"/>
                 <w:b/>
                 <w:color w:val="1A1A1A"/>
-                <w:sz w:val="17"/>
+                <w:sz w:val="22"/>
                 <w:szCs w:val="17"/>
               </w:rPr>
               <w:t xml:space="preserve">1.</w:t>
@@ -1198,7 +1203,7 @@
               <w:rPr>
                 <w:rFonts w:ascii="Avenir Next" w:hAnsi="Avenir Next" w:cs="Avenir Next" w:eastAsia="Avenir Next"/>
                 <w:color w:val="1A1A1A"/>
-                <w:sz w:val="17"/>
+                <w:sz w:val="22"/>
                 <w:szCs w:val="17"/>
               </w:rPr>
               <w:t xml:space="preserve">Step 1: 3a and a   Step 2: 4   Step 3: 4a + 4</w:t>
@@ -1217,7 +1222,7 @@
                 <w:rFonts w:ascii="Avenir Next" w:hAnsi="Avenir Next" w:cs="Avenir Next" w:eastAsia="Avenir Next"/>
                 <w:b/>
                 <w:color w:val="1A1A1A"/>
-                <w:sz w:val="17"/>
+                <w:sz w:val="22"/>
                 <w:szCs w:val="17"/>
               </w:rPr>
               <w:t xml:space="preserve">2.</w:t>
@@ -1235,7 +1240,7 @@
               <w:rPr>
                 <w:rFonts w:ascii="Avenir Next" w:hAnsi="Avenir Next" w:cs="Avenir Next" w:eastAsia="Avenir Next"/>
                 <w:color w:val="1A1A1A"/>
-                <w:sz w:val="17"/>
+                <w:sz w:val="22"/>
                 <w:szCs w:val="17"/>
               </w:rPr>
               <w:t xml:space="preserve">Step 1: 12m and 4m   Step 2: 8   Step 3: 8m + 5</w:t>
@@ -1254,7 +1259,7 @@
                 <w:rFonts w:ascii="Avenir Next" w:hAnsi="Avenir Next" w:cs="Avenir Next" w:eastAsia="Avenir Next"/>
                 <w:b/>
                 <w:color w:val="1A1A1A"/>
-                <w:sz w:val="17"/>
+                <w:sz w:val="22"/>
                 <w:szCs w:val="17"/>
               </w:rPr>
               <w:t xml:space="preserve">3.</w:t>
@@ -1272,7 +1277,7 @@
               <w:rPr>
                 <w:rFonts w:ascii="Avenir Next" w:hAnsi="Avenir Next" w:cs="Avenir Next" w:eastAsia="Avenir Next"/>
                 <w:color w:val="1A1A1A"/>
-                <w:sz w:val="17"/>
+                <w:sz w:val="22"/>
                 <w:szCs w:val="17"/>
               </w:rPr>
               <w:t xml:space="preserve">a. 5x + 1  b. 5n + 7  c. 8y + 8  d. 10b + 2  e. 6w + 5  f. 5k + 1</w:t>
@@ -1291,7 +1296,7 @@
                 <w:rFonts w:ascii="Avenir Next" w:hAnsi="Avenir Next" w:cs="Avenir Next" w:eastAsia="Avenir Next"/>
                 <w:b/>
                 <w:color w:val="1A1A1A"/>
-                <w:sz w:val="17"/>
+                <w:sz w:val="22"/>
                 <w:szCs w:val="17"/>
               </w:rPr>
               <w:t xml:space="preserve">4.</w:t>
@@ -1309,7 +1314,7 @@
               <w:rPr>
                 <w:rFonts w:ascii="Avenir Next" w:hAnsi="Avenir Next" w:cs="Avenir Next" w:eastAsia="Avenir Next"/>
                 <w:color w:val="1A1A1A"/>
-                <w:sz w:val="17"/>
+                <w:sz w:val="22"/>
                 <w:szCs w:val="17"/>
               </w:rPr>
               <w:t xml:space="preserve">Step 1: 9   Step 2: 16   Step 3: 32</w:t>
@@ -1328,7 +1333,7 @@
                 <w:rFonts w:ascii="Avenir Next" w:hAnsi="Avenir Next" w:cs="Avenir Next" w:eastAsia="Avenir Next"/>
                 <w:b/>
                 <w:color w:val="1A1A1A"/>
-                <w:sz w:val="17"/>
+                <w:sz w:val="22"/>
                 <w:szCs w:val="17"/>
               </w:rPr>
               <w:t xml:space="preserve">5.</w:t>
@@ -1346,7 +1351,7 @@
               <w:rPr>
                 <w:rFonts w:ascii="Avenir Next" w:hAnsi="Avenir Next" w:cs="Avenir Next" w:eastAsia="Avenir Next"/>
                 <w:color w:val="1A1A1A"/>
-                <w:sz w:val="17"/>
+                <w:sz w:val="22"/>
                 <w:szCs w:val="17"/>
               </w:rPr>
               <w:t xml:space="preserve">Step 1: 2   Step 2: 6   Step 3: 18</w:t>
@@ -1365,7 +1370,7 @@
                 <w:rFonts w:ascii="Avenir Next" w:hAnsi="Avenir Next" w:cs="Avenir Next" w:eastAsia="Avenir Next"/>
                 <w:b/>
                 <w:color w:val="1A1A1A"/>
-                <w:sz w:val="17"/>
+                <w:sz w:val="22"/>
                 <w:szCs w:val="17"/>
               </w:rPr>
               <w:t xml:space="preserve">6.</w:t>
@@ -1383,7 +1388,7 @@
               <w:rPr>
                 <w:rFonts w:ascii="Avenir Next" w:hAnsi="Avenir Next" w:cs="Avenir Next" w:eastAsia="Avenir Next"/>
                 <w:color w:val="1A1A1A"/>
-                <w:sz w:val="17"/>
+                <w:sz w:val="22"/>
                 <w:szCs w:val="17"/>
               </w:rPr>
               <w:t xml:space="preserve">a. 12  b. 8  c. 30  d. 10  e. 35  f. 36</w:t>
@@ -1402,7 +1407,7 @@
                 <w:rFonts w:ascii="Avenir Next" w:hAnsi="Avenir Next" w:cs="Avenir Next" w:eastAsia="Avenir Next"/>
                 <w:b/>
                 <w:color w:val="1A1A1A"/>
-                <w:sz w:val="17"/>
+                <w:sz w:val="22"/>
                 <w:szCs w:val="17"/>
               </w:rPr>
               <w:t xml:space="preserve">7.</w:t>
@@ -1421,7 +1426,7 @@
                 <w:rFonts w:ascii="Avenir Next" w:hAnsi="Avenir Next" w:cs="Avenir Next" w:eastAsia="Avenir Next"/>
                 <w:b/>
                 <w:color w:val="1A1A1A"/>
-                <w:sz w:val="17"/>
+                <w:sz w:val="22"/>
                 <w:szCs w:val="17"/>
               </w:rPr>
               <w:t xml:space="preserve">B</w:t>
@@ -1430,7 +1435,7 @@
               <w:rPr>
                 <w:rFonts w:ascii="Avenir Next" w:hAnsi="Avenir Next" w:cs="Avenir Next" w:eastAsia="Avenir Next"/>
                 <w:color w:val="1A1A1A"/>
-                <w:sz w:val="17"/>
+                <w:sz w:val="22"/>
                 <w:szCs w:val="17"/>
               </w:rPr>
               <w:t xml:space="preserve">  (21 and 17. They are not equivalent.)</w:t>
@@ -1527,7 +1532,106 @@
               <w:sz w:val="15"/>
               <w:szCs w:val="15"/>
             </w:rPr>
-            <w:t xml:space="preserve">Lesson 6-6  ·  Prerequisite Practice  ·  Answer Key</w:t>
+            <w:t xml:space="preserve">6-6 · Page </w:t>
+          </w:r>
+          <w:r>
+            <w:rPr>
+              <w:rFonts w:ascii="Avenir Next" w:hAnsi="Avenir Next" w:cs="Avenir Next" w:eastAsia="Avenir Next"/>
+              <w:color w:val="5A5F66"/>
+              <w:sz w:val="15"/>
+              <w:szCs w:val="15"/>
+            </w:rPr>
+            <w:fldChar w:fldCharType="begin"/>
+          </w:r>
+          <w:r>
+            <w:rPr>
+              <w:rFonts w:ascii="Avenir Next" w:hAnsi="Avenir Next" w:cs="Avenir Next" w:eastAsia="Avenir Next"/>
+              <w:color w:val="5A5F66"/>
+              <w:sz w:val="15"/>
+              <w:szCs w:val="15"/>
+            </w:rPr>
+            <w:instrText xml:space="preserve"> PAGE </w:instrText>
+          </w:r>
+          <w:r>
+            <w:rPr>
+              <w:rFonts w:ascii="Avenir Next" w:hAnsi="Avenir Next" w:cs="Avenir Next" w:eastAsia="Avenir Next"/>
+              <w:color w:val="5A5F66"/>
+              <w:sz w:val="15"/>
+              <w:szCs w:val="15"/>
+            </w:rPr>
+            <w:fldChar w:fldCharType="separate"/>
+          </w:r>
+          <w:r>
+            <w:rPr>
+              <w:rFonts w:ascii="Avenir Next" w:hAnsi="Avenir Next" w:cs="Avenir Next" w:eastAsia="Avenir Next"/>
+              <w:color w:val="5A5F66"/>
+              <w:sz w:val="15"/>
+              <w:szCs w:val="15"/>
+            </w:rPr>
+            <w:t xml:space="preserve">1</w:t>
+          </w:r>
+          <w:r>
+            <w:rPr>
+              <w:rFonts w:ascii="Avenir Next" w:hAnsi="Avenir Next" w:cs="Avenir Next" w:eastAsia="Avenir Next"/>
+              <w:color w:val="5A5F66"/>
+              <w:sz w:val="15"/>
+              <w:szCs w:val="15"/>
+            </w:rPr>
+            <w:fldChar w:fldCharType="end"/>
+          </w:r>
+          <w:r>
+            <w:rPr>
+              <w:rFonts w:ascii="Avenir Next" w:hAnsi="Avenir Next" w:cs="Avenir Next" w:eastAsia="Avenir Next"/>
+              <w:color w:val="5A5F66"/>
+              <w:sz w:val="15"/>
+              <w:szCs w:val="15"/>
+            </w:rPr>
+            <w:t xml:space="preserve"> of </w:t>
+          </w:r>
+          <w:r>
+            <w:rPr>
+              <w:rFonts w:ascii="Avenir Next" w:hAnsi="Avenir Next" w:cs="Avenir Next" w:eastAsia="Avenir Next"/>
+              <w:color w:val="5A5F66"/>
+              <w:sz w:val="15"/>
+              <w:szCs w:val="15"/>
+            </w:rPr>
+            <w:fldChar w:fldCharType="begin"/>
+          </w:r>
+          <w:r>
+            <w:rPr>
+              <w:rFonts w:ascii="Avenir Next" w:hAnsi="Avenir Next" w:cs="Avenir Next" w:eastAsia="Avenir Next"/>
+              <w:color w:val="5A5F66"/>
+              <w:sz w:val="15"/>
+              <w:szCs w:val="15"/>
+            </w:rPr>
+            <w:instrText xml:space="preserve"> NUMPAGES </w:instrText>
+          </w:r>
+          <w:r>
+            <w:rPr>
+              <w:rFonts w:ascii="Avenir Next" w:hAnsi="Avenir Next" w:cs="Avenir Next" w:eastAsia="Avenir Next"/>
+              <w:color w:val="5A5F66"/>
+              <w:sz w:val="15"/>
+              <w:szCs w:val="15"/>
+            </w:rPr>
+            <w:fldChar w:fldCharType="separate"/>
+          </w:r>
+          <w:r>
+            <w:rPr>
+              <w:rFonts w:ascii="Avenir Next" w:hAnsi="Avenir Next" w:cs="Avenir Next" w:eastAsia="Avenir Next"/>
+              <w:color w:val="5A5F66"/>
+              <w:sz w:val="15"/>
+              <w:szCs w:val="15"/>
+            </w:rPr>
+            <w:t xml:space="preserve">1</w:t>
+          </w:r>
+          <w:r>
+            <w:rPr>
+              <w:rFonts w:ascii="Avenir Next" w:hAnsi="Avenir Next" w:cs="Avenir Next" w:eastAsia="Avenir Next"/>
+              <w:color w:val="5A5F66"/>
+              <w:sz w:val="15"/>
+              <w:szCs w:val="15"/>
+            </w:rPr>
+            <w:fldChar w:fldCharType="end"/>
           </w:r>
         </w:p>
       </w:tc>
@@ -1570,5 +1674,23 @@
       </w:tblCellMar>
     </w:tblPr>
   </w:style>
+  <w:style w:type="paragraph" w:styleId="Heading1">
+    <w:name w:val="heading 1"/>
+    <w:basedOn w:val="Normal"/>
+    <w:pPr>
+      <w:outlineLvl w:val="0"/>
+      <w:keepNext w:val="0"/>
+      <w:keepLines w:val="0"/>
+    </w:pPr>
+  </w:style>
+  <w:style w:type="paragraph" w:styleId="Heading2">
+    <w:name w:val="heading 2"/>
+    <w:basedOn w:val="Normal"/>
+    <w:pPr>
+      <w:outlineLvl w:val="1"/>
+      <w:keepNext w:val="0"/>
+      <w:keepLines w:val="0"/>
+    </w:pPr>
+  </w:style>
 </w:styles>
 </file>